--- a/指令.docx
+++ b/指令.docx
@@ -3,11 +3,6 @@
 <w:document xmlns:wpc="http://schemas.microsoft.com/office/word/2010/wordprocessingCanvas" xmlns:mc="http://schemas.openxmlformats.org/markup-compatibility/2006" xmlns:o="urn:schemas-microsoft-com:office:office" xmlns:r="http://schemas.openxmlformats.org/officeDocument/2006/relationships" xmlns:m="http://schemas.openxmlformats.org/officeDocument/2006/math" xmlns:v="urn:schemas-microsoft-com:vml" xmlns:wp14="http://schemas.microsoft.com/office/word/2010/wordprocessingDrawing" xmlns:wp="http://schemas.openxmlformats.org/drawingml/2006/wordprocessingDrawing" xmlns:w10="urn:schemas-microsoft-com:office:word" xmlns:w="http://schemas.openxmlformats.org/wordprocessingml/2006/main" xmlns:w14="http://schemas.microsoft.com/office/word/2010/wordml" xmlns:wpg="http://schemas.microsoft.com/office/word/2010/wordprocessingGroup" xmlns:wpi="http://schemas.microsoft.com/office/word/2010/wordprocessingInk" xmlns:wne="http://schemas.microsoft.com/office/word/2006/wordml" xmlns:wps="http://schemas.microsoft.com/office/word/2010/wordprocessingShape" mc:Ignorable="w14 wp14">
   <w:body>
     <w:p>
-      <w:pPr>
-        <w:rPr>
-          <w:rFonts w:hint="eastAsia"/>
-        </w:rPr>
-      </w:pPr>
       <w:r>
         <w:rPr>
           <w:rFonts w:hint="eastAsia"/>
@@ -28,11 +23,6 @@
       </w:r>
     </w:p>
     <w:p>
-      <w:pPr>
-        <w:rPr>
-          <w:rFonts w:hint="eastAsia"/>
-        </w:rPr>
-      </w:pPr>
       <w:r>
         <w:rPr>
           <w:rFonts w:hint="eastAsia"/>
@@ -73,11 +63,6 @@
       </w:r>
     </w:p>
     <w:p>
-      <w:pPr>
-        <w:rPr>
-          <w:rFonts w:hint="eastAsia"/>
-        </w:rPr>
-      </w:pPr>
       <w:r>
         <w:rPr>
           <w:rFonts w:hint="eastAsia"/>
@@ -88,15 +73,16 @@
         <w:rPr>
           <w:rFonts w:hint="eastAsia"/>
         </w:rPr>
-        <w:t>配色用藍色、北海道冰雪風格</w:t>
-      </w:r>
-    </w:p>
-    <w:p>
-      <w:pPr>
-        <w:rPr>
-          <w:rFonts w:hint="eastAsia"/>
-        </w:rPr>
-      </w:pPr>
+        <w:t>配色用藍色、沖繩</w:t>
+      </w:r>
+      <w:r>
+        <w:rPr>
+          <w:rFonts w:hint="eastAsia"/>
+        </w:rPr>
+        <w:t>風格</w:t>
+      </w:r>
+    </w:p>
+    <w:p>
       <w:r>
         <w:rPr>
           <w:rFonts w:hint="eastAsia"/>
@@ -145,8 +131,6 @@
         </w:rPr>
         <w:t>2026OKA</w:t>
       </w:r>
-      <w:bookmarkStart w:id="0" w:name="_GoBack"/>
-      <w:bookmarkEnd w:id="0"/>
       <w:r>
         <w:rPr>
           <w:rFonts w:hint="eastAsia"/>
@@ -197,11 +181,6 @@
       </w:r>
     </w:p>
     <w:p>
-      <w:pPr>
-        <w:rPr>
-          <w:rFonts w:hint="eastAsia"/>
-        </w:rPr>
-      </w:pPr>
       <w:r>
         <w:rPr>
           <w:rFonts w:hint="eastAsia"/>
@@ -216,11 +195,6 @@
       </w:r>
     </w:p>
     <w:p>
-      <w:pPr>
-        <w:rPr>
-          <w:rFonts w:hint="eastAsia"/>
-        </w:rPr>
-      </w:pPr>
       <w:r>
         <w:rPr>
           <w:rFonts w:hint="eastAsia"/>
@@ -299,11 +273,6 @@
       </w:r>
     </w:p>
     <w:p>
-      <w:pPr>
-        <w:rPr>
-          <w:rFonts w:hint="eastAsia"/>
-        </w:rPr>
-      </w:pPr>
       <w:r>
         <w:rPr>
           <w:rFonts w:hint="eastAsia"/>
@@ -324,11 +293,6 @@
       </w:r>
     </w:p>
     <w:p>
-      <w:pPr>
-        <w:rPr>
-          <w:rFonts w:hint="eastAsia"/>
-        </w:rPr>
-      </w:pPr>
       <w:r>
         <w:rPr>
           <w:rFonts w:hint="eastAsia"/>
@@ -343,11 +307,6 @@
       </w:r>
     </w:p>
     <w:p>
-      <w:pPr>
-        <w:rPr>
-          <w:rFonts w:hint="eastAsia"/>
-        </w:rPr>
-      </w:pPr>
       <w:r>
         <w:t>去程</w:t>
       </w:r>
@@ -376,11 +335,6 @@
       </w:r>
     </w:p>
     <w:p>
-      <w:pPr>
-        <w:rPr>
-          <w:rFonts w:hint="eastAsia"/>
-        </w:rPr>
-      </w:pPr>
       <w:r>
         <w:rPr>
           <w:rFonts w:hint="eastAsia"/>
@@ -407,11 +361,6 @@
       </w:r>
     </w:p>
     <w:p>
-      <w:pPr>
-        <w:rPr>
-          <w:rFonts w:hint="eastAsia"/>
-        </w:rPr>
-      </w:pPr>
       <w:r>
         <w:rPr>
           <w:rFonts w:hint="eastAsia"/>
@@ -432,11 +381,6 @@
       </w:r>
     </w:p>
     <w:p>
-      <w:pPr>
-        <w:rPr>
-          <w:rFonts w:hint="eastAsia"/>
-        </w:rPr>
-      </w:pPr>
       <w:r>
         <w:t>那霸機場</w:t>
       </w:r>
@@ -451,11 +395,6 @@
       </w:r>
     </w:p>
     <w:p>
-      <w:pPr>
-        <w:rPr>
-          <w:rFonts w:hint="eastAsia"/>
-        </w:rPr>
-      </w:pPr>
       <w:r>
         <w:rPr>
           <w:rFonts w:hint="eastAsia"/>
@@ -470,11 +409,6 @@
       </w:r>
     </w:p>
     <w:p>
-      <w:pPr>
-        <w:rPr>
-          <w:rFonts w:hint="eastAsia"/>
-        </w:rPr>
-      </w:pPr>
       <w:r>
         <w:t>民宿</w:t>
       </w:r>
@@ -497,11 +431,6 @@
       </w:r>
     </w:p>
     <w:p>
-      <w:pPr>
-        <w:rPr>
-          <w:rFonts w:hint="eastAsia"/>
-        </w:rPr>
-      </w:pPr>
       <w:r>
         <w:rPr>
           <w:rFonts w:hint="eastAsia"/>
@@ -522,11 +451,6 @@
       </w:r>
     </w:p>
     <w:p>
-      <w:pPr>
-        <w:rPr>
-          <w:rFonts w:hint="eastAsia"/>
-        </w:rPr>
-      </w:pPr>
       <w:r>
         <w:rPr>
           <w:rFonts w:hint="eastAsia"/>
@@ -541,11 +465,6 @@
       </w:r>
     </w:p>
     <w:p>
-      <w:pPr>
-        <w:rPr>
-          <w:rFonts w:hint="eastAsia"/>
-        </w:rPr>
-      </w:pPr>
       <w:r>
         <w:rPr>
           <w:rFonts w:hint="eastAsia"/>
@@ -606,11 +525,6 @@
       </w:r>
     </w:p>
     <w:p>
-      <w:pPr>
-        <w:rPr>
-          <w:rFonts w:hint="eastAsia"/>
-        </w:rPr>
-      </w:pPr>
       <w:r>
         <w:rPr>
           <w:rFonts w:hint="eastAsia"/>
@@ -625,11 +539,6 @@
       </w:r>
     </w:p>
     <w:p>
-      <w:pPr>
-        <w:rPr>
-          <w:rFonts w:hint="eastAsia"/>
-        </w:rPr>
-      </w:pPr>
       <w:proofErr w:type="gramStart"/>
       <w:r>
         <w:rPr>
@@ -646,11 +555,6 @@
       </w:r>
     </w:p>
     <w:p>
-      <w:pPr>
-        <w:rPr>
-          <w:rFonts w:hint="eastAsia"/>
-        </w:rPr>
-      </w:pPr>
       <w:r>
         <w:t>台東火車站</w:t>
       </w:r>
@@ -665,11 +569,6 @@
       </w:r>
     </w:p>
     <w:p>
-      <w:pPr>
-        <w:rPr>
-          <w:rFonts w:hint="eastAsia"/>
-        </w:rPr>
-      </w:pPr>
       <w:r>
         <w:rPr>
           <w:rFonts w:hint="eastAsia"/>
@@ -684,11 +583,6 @@
       </w:r>
     </w:p>
     <w:p>
-      <w:pPr>
-        <w:rPr>
-          <w:rFonts w:hint="eastAsia"/>
-        </w:rPr>
-      </w:pPr>
       <w:r>
         <w:rPr>
           <w:rFonts w:hint="eastAsia"/>
@@ -717,11 +611,6 @@
       </w:r>
     </w:p>
     <w:p>
-      <w:pPr>
-        <w:rPr>
-          <w:rFonts w:hint="eastAsia"/>
-        </w:rPr>
-      </w:pPr>
       <w:r>
         <w:rPr>
           <w:rFonts w:hint="eastAsia"/>
@@ -748,16 +637,10 @@
       </w:r>
     </w:p>
     <w:p>
-      <w:pPr>
-        <w:rPr>
-          <w:rFonts w:hint="eastAsia"/>
-        </w:rPr>
-      </w:pPr>
-      <w:r>
-        <w:rPr>
-          <w:rFonts w:hint="eastAsia"/>
-        </w:rPr>
-        <w:lastRenderedPageBreak/>
+      <w:r>
+        <w:rPr>
+          <w:rFonts w:hint="eastAsia"/>
+        </w:rPr>
         <w:t>單軌那</w:t>
       </w:r>
       <w:proofErr w:type="gramStart"/>
@@ -770,11 +653,6 @@
       <w:proofErr w:type="gramEnd"/>
     </w:p>
     <w:p>
-      <w:pPr>
-        <w:rPr>
-          <w:rFonts w:hint="eastAsia"/>
-        </w:rPr>
-      </w:pPr>
       <w:r>
         <w:rPr>
           <w:rFonts w:hint="eastAsia"/>
@@ -805,6 +683,17 @@
         <w:shd w:val="clear" w:color="auto" w:fill="FFFFFF"/>
         <w:spacing w:before="0" w:beforeAutospacing="0" w:after="0" w:afterAutospacing="0"/>
         <w:textAlignment w:val="baseline"/>
+        <w:rPr>
+          <w:rFonts w:asciiTheme="minorHAnsi" w:eastAsiaTheme="minorEastAsia" w:hAnsiTheme="minorHAnsi" w:cstheme="minorBidi"/>
+          <w:b w:val="0"/>
+          <w:bCs w:val="0"/>
+          <w:kern w:val="2"/>
+          <w:sz w:val="24"/>
+          <w:szCs w:val="24"/>
+          <w14:ligatures w14:val="standardContextual"/>
+        </w:rPr>
+      </w:pPr>
+      <w:r>
         <w:rPr>
           <w:rFonts w:asciiTheme="minorHAnsi" w:eastAsiaTheme="minorEastAsia" w:hAnsiTheme="minorHAnsi" w:cstheme="minorBidi" w:hint="eastAsia"/>
           <w:b w:val="0"/>
@@ -814,7 +703,9 @@
           <w:szCs w:val="24"/>
           <w14:ligatures w14:val="standardContextual"/>
         </w:rPr>
-      </w:pPr>
+        <w:lastRenderedPageBreak/>
+        <w:t>18:40</w:t>
+      </w:r>
       <w:r>
         <w:rPr>
           <w:rFonts w:asciiTheme="minorHAnsi" w:eastAsiaTheme="minorEastAsia" w:hAnsiTheme="minorHAnsi" w:cstheme="minorBidi" w:hint="eastAsia"/>
@@ -825,7 +716,7 @@
           <w:szCs w:val="24"/>
           <w14:ligatures w14:val="standardContextual"/>
         </w:rPr>
-        <w:t>18:40</w:t>
+        <w:t>晚餐</w:t>
       </w:r>
       <w:r>
         <w:rPr>
@@ -837,8 +728,9 @@
           <w:szCs w:val="24"/>
           <w14:ligatures w14:val="standardContextual"/>
         </w:rPr>
-        <w:t>晚餐</w:t>
-      </w:r>
+        <w:t>-</w:t>
+      </w:r>
+      <w:proofErr w:type="spellStart"/>
       <w:r>
         <w:rPr>
           <w:rFonts w:asciiTheme="minorHAnsi" w:eastAsiaTheme="minorEastAsia" w:hAnsiTheme="minorHAnsi" w:cstheme="minorBidi" w:hint="eastAsia"/>
@@ -849,9 +741,9 @@
           <w:szCs w:val="24"/>
           <w14:ligatures w14:val="standardContextual"/>
         </w:rPr>
-        <w:t>-</w:t>
-      </w:r>
-      <w:proofErr w:type="spellStart"/>
+        <w:t>Buchi</w:t>
+      </w:r>
+      <w:proofErr w:type="spellEnd"/>
       <w:r>
         <w:rPr>
           <w:rFonts w:asciiTheme="minorHAnsi" w:eastAsiaTheme="minorEastAsia" w:hAnsiTheme="minorHAnsi" w:cstheme="minorBidi" w:hint="eastAsia"/>
@@ -862,9 +754,9 @@
           <w:szCs w:val="24"/>
           <w14:ligatures w14:val="standardContextual"/>
         </w:rPr>
-        <w:t>Buchi</w:t>
-      </w:r>
-      <w:proofErr w:type="spellEnd"/>
+        <w:t xml:space="preserve"> </w:t>
+      </w:r>
+      <w:proofErr w:type="spellStart"/>
       <w:r>
         <w:rPr>
           <w:rFonts w:asciiTheme="minorHAnsi" w:eastAsiaTheme="minorEastAsia" w:hAnsiTheme="minorHAnsi" w:cstheme="minorBidi" w:hint="eastAsia"/>
@@ -875,9 +767,9 @@
           <w:szCs w:val="24"/>
           <w14:ligatures w14:val="standardContextual"/>
         </w:rPr>
-        <w:t xml:space="preserve"> </w:t>
-      </w:r>
-      <w:proofErr w:type="spellStart"/>
+        <w:t>Kumojiten</w:t>
+      </w:r>
+      <w:proofErr w:type="spellEnd"/>
       <w:r>
         <w:rPr>
           <w:rFonts w:asciiTheme="minorHAnsi" w:eastAsiaTheme="minorEastAsia" w:hAnsiTheme="minorHAnsi" w:cstheme="minorBidi" w:hint="eastAsia"/>
@@ -888,9 +780,8 @@
           <w:szCs w:val="24"/>
           <w14:ligatures w14:val="standardContextual"/>
         </w:rPr>
-        <w:t>Kumojiten</w:t>
-      </w:r>
-      <w:proofErr w:type="spellEnd"/>
+        <w:t xml:space="preserve"> (</w:t>
+      </w:r>
       <w:r>
         <w:rPr>
           <w:rFonts w:asciiTheme="minorHAnsi" w:eastAsiaTheme="minorEastAsia" w:hAnsiTheme="minorHAnsi" w:cstheme="minorBidi" w:hint="eastAsia"/>
@@ -901,8 +792,9 @@
           <w:szCs w:val="24"/>
           <w14:ligatures w14:val="standardContextual"/>
         </w:rPr>
-        <w:t xml:space="preserve"> (</w:t>
-      </w:r>
+        <w:t xml:space="preserve">3 Chome-12-1 </w:t>
+      </w:r>
+      <w:proofErr w:type="spellStart"/>
       <w:r>
         <w:rPr>
           <w:rFonts w:asciiTheme="minorHAnsi" w:eastAsiaTheme="minorEastAsia" w:hAnsiTheme="minorHAnsi" w:cstheme="minorBidi" w:hint="eastAsia"/>
@@ -913,9 +805,9 @@
           <w:szCs w:val="24"/>
           <w14:ligatures w14:val="standardContextual"/>
         </w:rPr>
-        <w:t xml:space="preserve">3 Chome-12-1 </w:t>
-      </w:r>
-      <w:proofErr w:type="spellStart"/>
+        <w:t>Kumoji</w:t>
+      </w:r>
+      <w:proofErr w:type="spellEnd"/>
       <w:r>
         <w:rPr>
           <w:rFonts w:asciiTheme="minorHAnsi" w:eastAsiaTheme="minorEastAsia" w:hAnsiTheme="minorHAnsi" w:cstheme="minorBidi" w:hint="eastAsia"/>
@@ -926,9 +818,8 @@
           <w:szCs w:val="24"/>
           <w14:ligatures w14:val="standardContextual"/>
         </w:rPr>
-        <w:t>Kumoji</w:t>
-      </w:r>
-      <w:proofErr w:type="spellEnd"/>
+        <w:t>, Naha, Okinawa 900-0015</w:t>
+      </w:r>
       <w:r>
         <w:rPr>
           <w:rFonts w:asciiTheme="minorHAnsi" w:eastAsiaTheme="minorEastAsia" w:hAnsiTheme="minorHAnsi" w:cstheme="minorBidi" w:hint="eastAsia"/>
@@ -939,7 +830,7 @@
           <w:szCs w:val="24"/>
           <w14:ligatures w14:val="standardContextual"/>
         </w:rPr>
-        <w:t>, Naha, Okinawa 900-0015</w:t>
+        <w:t>日本</w:t>
       </w:r>
       <w:r>
         <w:rPr>
@@ -951,8 +842,25 @@
           <w:szCs w:val="24"/>
           <w14:ligatures w14:val="standardContextual"/>
         </w:rPr>
-        <w:t>日本</w:t>
-      </w:r>
+        <w:t>)-</w:t>
+      </w:r>
+    </w:p>
+    <w:p>
+      <w:pPr>
+        <w:pStyle w:val="1"/>
+        <w:shd w:val="clear" w:color="auto" w:fill="FFFFFF"/>
+        <w:spacing w:before="0" w:beforeAutospacing="0" w:after="0" w:afterAutospacing="0"/>
+        <w:textAlignment w:val="baseline"/>
+        <w:rPr>
+          <w:rFonts w:asciiTheme="minorHAnsi" w:eastAsiaTheme="minorEastAsia" w:hAnsiTheme="minorHAnsi" w:cstheme="minorBidi"/>
+          <w:b w:val="0"/>
+          <w:bCs w:val="0"/>
+          <w:kern w:val="2"/>
+          <w:sz w:val="24"/>
+          <w:szCs w:val="24"/>
+          <w14:ligatures w14:val="standardContextual"/>
+        </w:rPr>
+      </w:pPr>
       <w:r>
         <w:rPr>
           <w:rFonts w:asciiTheme="minorHAnsi" w:eastAsiaTheme="minorEastAsia" w:hAnsiTheme="minorHAnsi" w:cstheme="minorBidi" w:hint="eastAsia"/>
@@ -963,25 +871,8 @@
           <w:szCs w:val="24"/>
           <w14:ligatures w14:val="standardContextual"/>
         </w:rPr>
-        <w:t>)-</w:t>
-      </w:r>
-    </w:p>
-    <w:p>
-      <w:pPr>
-        <w:pStyle w:val="1"/>
-        <w:shd w:val="clear" w:color="auto" w:fill="FFFFFF"/>
-        <w:spacing w:before="0" w:beforeAutospacing="0" w:after="0" w:afterAutospacing="0"/>
-        <w:textAlignment w:val="baseline"/>
-        <w:rPr>
-          <w:rFonts w:asciiTheme="minorHAnsi" w:eastAsiaTheme="minorEastAsia" w:hAnsiTheme="minorHAnsi" w:cstheme="minorBidi"/>
-          <w:b w:val="0"/>
-          <w:bCs w:val="0"/>
-          <w:kern w:val="2"/>
-          <w:sz w:val="24"/>
-          <w:szCs w:val="24"/>
-          <w14:ligatures w14:val="standardContextual"/>
-        </w:rPr>
-      </w:pPr>
+        <w:t>用餐</w:t>
+      </w:r>
       <w:r>
         <w:rPr>
           <w:rFonts w:asciiTheme="minorHAnsi" w:eastAsiaTheme="minorEastAsia" w:hAnsiTheme="minorHAnsi" w:cstheme="minorBidi" w:hint="eastAsia"/>
@@ -992,7 +883,7 @@
           <w:szCs w:val="24"/>
           <w14:ligatures w14:val="standardContextual"/>
         </w:rPr>
-        <w:t>用餐</w:t>
+        <w:t>90</w:t>
       </w:r>
       <w:r>
         <w:rPr>
@@ -1004,18 +895,6 @@
           <w:szCs w:val="24"/>
           <w14:ligatures w14:val="standardContextual"/>
         </w:rPr>
-        <w:t>90</w:t>
-      </w:r>
-      <w:r>
-        <w:rPr>
-          <w:rFonts w:asciiTheme="minorHAnsi" w:eastAsiaTheme="minorEastAsia" w:hAnsiTheme="minorHAnsi" w:cstheme="minorBidi" w:hint="eastAsia"/>
-          <w:b w:val="0"/>
-          <w:bCs w:val="0"/>
-          <w:kern w:val="2"/>
-          <w:sz w:val="24"/>
-          <w:szCs w:val="24"/>
-          <w14:ligatures w14:val="standardContextual"/>
-        </w:rPr>
         <w:t>分鐘</w:t>
       </w:r>
     </w:p>
@@ -1042,6 +921,334 @@
         <w:rPr>
           <w:rFonts w:hint="eastAsia"/>
         </w:rPr>
+        <w:t>DAY2 10/7</w:t>
+      </w:r>
+    </w:p>
+    <w:p>
+      <w:pPr>
+        <w:rPr>
+          <w:rFonts w:hint="eastAsia"/>
+        </w:rPr>
+      </w:pPr>
+      <w:r>
+        <w:rPr>
+          <w:rFonts w:hint="eastAsia"/>
+        </w:rPr>
+        <w:t>民宿出發前往行腳沖繩租車→波</w:t>
+      </w:r>
+      <w:proofErr w:type="gramStart"/>
+      <w:r>
+        <w:rPr>
+          <w:rFonts w:hint="eastAsia"/>
+        </w:rPr>
+        <w:t>上宮→牧志</w:t>
+      </w:r>
+      <w:proofErr w:type="gramEnd"/>
+      <w:r>
+        <w:rPr>
+          <w:rFonts w:hint="eastAsia"/>
+        </w:rPr>
+        <w:t>第一市場→</w:t>
+      </w:r>
+      <w:proofErr w:type="gramStart"/>
+      <w:r>
+        <w:rPr>
+          <w:rFonts w:hint="eastAsia"/>
+        </w:rPr>
+        <w:t>玉泉洞</w:t>
+      </w:r>
+      <w:proofErr w:type="gramEnd"/>
+      <w:r>
+        <w:rPr>
+          <w:rFonts w:hint="eastAsia"/>
+        </w:rPr>
+        <w:t>→民宿</w:t>
+      </w:r>
+    </w:p>
+    <w:p>
+      <w:pPr>
+        <w:rPr>
+          <w:rFonts w:hint="eastAsia"/>
+        </w:rPr>
+      </w:pPr>
+      <w:r>
+        <w:rPr>
+          <w:rFonts w:hint="eastAsia"/>
+        </w:rPr>
+        <w:t>DAY3 10/8</w:t>
+      </w:r>
+    </w:p>
+    <w:p>
+      <w:pPr>
+        <w:rPr>
+          <w:rFonts w:hint="eastAsia"/>
+        </w:rPr>
+      </w:pPr>
+      <w:r>
+        <w:rPr>
+          <w:rFonts w:hint="eastAsia"/>
+        </w:rPr>
+        <w:t>民宿出發前往萬座毛→青之洞窟→美國村→</w:t>
+      </w:r>
+      <w:r>
+        <w:rPr>
+          <w:rFonts w:hint="eastAsia"/>
+        </w:rPr>
+        <w:t>PARCOACITY</w:t>
+      </w:r>
+      <w:r>
+        <w:rPr>
+          <w:rFonts w:hint="eastAsia"/>
+        </w:rPr>
+        <w:t>→民宿</w:t>
+      </w:r>
+    </w:p>
+    <w:p>
+      <w:pPr>
+        <w:rPr>
+          <w:rFonts w:hint="eastAsia"/>
+        </w:rPr>
+      </w:pPr>
+      <w:r>
+        <w:t>DAY</w:t>
+      </w:r>
+      <w:r>
+        <w:rPr>
+          <w:rFonts w:hint="eastAsia"/>
+        </w:rPr>
+        <w:t>4 10/9</w:t>
+      </w:r>
+    </w:p>
+    <w:p>
+      <w:pPr>
+        <w:rPr>
+          <w:rFonts w:hint="eastAsia"/>
+        </w:rPr>
+      </w:pPr>
+      <w:r>
+        <w:rPr>
+          <w:rFonts w:hint="eastAsia"/>
+        </w:rPr>
+        <w:t>民宿出發前往伊芸休息站→</w:t>
+      </w:r>
+      <w:proofErr w:type="gramStart"/>
+      <w:r>
+        <w:rPr>
+          <w:rFonts w:hint="eastAsia"/>
+        </w:rPr>
+        <w:t>古宇立</w:t>
+      </w:r>
+      <w:proofErr w:type="gramEnd"/>
+      <w:r>
+        <w:rPr>
+          <w:rFonts w:hint="eastAsia"/>
+        </w:rPr>
+        <w:t>海洋塔→</w:t>
+      </w:r>
+      <w:proofErr w:type="gramStart"/>
+      <w:r>
+        <w:rPr>
+          <w:rFonts w:hint="eastAsia"/>
+        </w:rPr>
+        <w:t>古宇利</w:t>
+      </w:r>
+      <w:proofErr w:type="gramEnd"/>
+      <w:r>
+        <w:rPr>
+          <w:rFonts w:hint="eastAsia"/>
+        </w:rPr>
+        <w:t>大橋→漁師食堂舞本部店→星巴克</w:t>
+      </w:r>
+      <w:r>
+        <w:rPr>
+          <w:rFonts w:hint="eastAsia"/>
+        </w:rPr>
+        <w:t>21</w:t>
+      </w:r>
+      <w:proofErr w:type="gramStart"/>
+      <w:r>
+        <w:rPr>
+          <w:rFonts w:hint="eastAsia"/>
+        </w:rPr>
+        <w:t>世</w:t>
+      </w:r>
+      <w:proofErr w:type="gramEnd"/>
+      <w:r>
+        <w:rPr>
+          <w:rFonts w:hint="eastAsia"/>
+        </w:rPr>
+        <w:t>紀之森公園→</w:t>
+      </w:r>
+      <w:proofErr w:type="gramStart"/>
+      <w:r>
+        <w:rPr>
+          <w:rFonts w:hint="eastAsia"/>
+        </w:rPr>
+        <w:t>許田休息站</w:t>
+      </w:r>
+      <w:proofErr w:type="gramEnd"/>
+      <w:r>
+        <w:rPr>
+          <w:rFonts w:hint="eastAsia"/>
+        </w:rPr>
+        <w:t>→</w:t>
+      </w:r>
+      <w:r>
+        <w:rPr>
+          <w:rFonts w:hint="eastAsia"/>
+        </w:rPr>
+        <w:t>行腳沖繩</w:t>
+      </w:r>
+      <w:r>
+        <w:rPr>
+          <w:rFonts w:hint="eastAsia"/>
+        </w:rPr>
+        <w:t>還車→單軌</w:t>
+      </w:r>
+      <w:r>
+        <w:rPr>
+          <w:rFonts w:hint="eastAsia"/>
+        </w:rPr>
+        <w:t>(</w:t>
+      </w:r>
+      <w:proofErr w:type="gramStart"/>
+      <w:r>
+        <w:rPr>
+          <w:rFonts w:hint="eastAsia"/>
+        </w:rPr>
+        <w:t>小祿</w:t>
+      </w:r>
+      <w:r>
+        <w:rPr>
+          <w:rFonts w:hint="eastAsia"/>
+        </w:rPr>
+        <w:t>-</w:t>
+      </w:r>
+      <w:r>
+        <w:rPr>
+          <w:rFonts w:hint="eastAsia"/>
+        </w:rPr>
+        <w:t>旭橋</w:t>
+      </w:r>
+      <w:proofErr w:type="gramEnd"/>
+      <w:r>
+        <w:rPr>
+          <w:rFonts w:hint="eastAsia"/>
+        </w:rPr>
+        <w:t>)</w:t>
+      </w:r>
+      <w:r>
+        <w:rPr>
+          <w:rFonts w:hint="eastAsia"/>
+        </w:rPr>
+        <w:t>→民宿</w:t>
+      </w:r>
+    </w:p>
+    <w:p>
+      <w:pPr>
+        <w:rPr>
+          <w:rFonts w:hint="eastAsia"/>
+        </w:rPr>
+      </w:pPr>
+      <w:r>
+        <w:rPr>
+          <w:rFonts w:hint="eastAsia"/>
+        </w:rPr>
+        <w:t>DAY5 10/10</w:t>
+      </w:r>
+    </w:p>
+    <w:p>
+      <w:pPr>
+        <w:rPr>
+          <w:rFonts w:hint="eastAsia"/>
+        </w:rPr>
+      </w:pPr>
+      <w:r>
+        <w:rPr>
+          <w:rFonts w:hint="eastAsia"/>
+        </w:rPr>
+        <w:t>民宿出發→單軌</w:t>
+      </w:r>
+      <w:r>
+        <w:rPr>
+          <w:rFonts w:hint="eastAsia"/>
+        </w:rPr>
+        <w:t>(</w:t>
+      </w:r>
+      <w:proofErr w:type="gramStart"/>
+      <w:r>
+        <w:rPr>
+          <w:rFonts w:hint="eastAsia"/>
+        </w:rPr>
+        <w:t>旭橋</w:t>
+      </w:r>
+      <w:proofErr w:type="gramEnd"/>
+      <w:r>
+        <w:rPr>
+          <w:rFonts w:hint="eastAsia"/>
+        </w:rPr>
+        <w:t>-</w:t>
+      </w:r>
+      <w:r>
+        <w:rPr>
+          <w:rFonts w:hint="eastAsia"/>
+        </w:rPr>
+        <w:t>那霸機場</w:t>
+      </w:r>
+      <w:r>
+        <w:rPr>
+          <w:rFonts w:hint="eastAsia"/>
+        </w:rPr>
+        <w:t>)</w:t>
+      </w:r>
+    </w:p>
+    <w:p>
+      <w:pPr>
+        <w:rPr>
+          <w:rFonts w:hint="eastAsia"/>
+        </w:rPr>
+      </w:pPr>
+      <w:r>
+        <w:rPr>
+          <w:rFonts w:hint="eastAsia"/>
+        </w:rPr>
+        <w:t>搭乘</w:t>
+      </w:r>
+      <w:bookmarkStart w:id="0" w:name="_GoBack"/>
+      <w:bookmarkEnd w:id="0"/>
+      <w:r>
+        <w:rPr>
+          <w:rFonts w:hint="eastAsia"/>
+        </w:rPr>
+        <w:t>中華航空</w:t>
+      </w:r>
+      <w:r>
+        <w:rPr>
+          <w:rFonts w:hint="eastAsia"/>
+        </w:rPr>
+        <w:t xml:space="preserve"> </w:t>
+      </w:r>
+    </w:p>
+    <w:p>
+      <w:r>
+        <w:t>那霸機場</w:t>
+      </w:r>
+      <w:r>
+        <w:t>OKA 13:40-</w:t>
+      </w:r>
+      <w:r>
+        <w:t>台中機場</w:t>
+      </w:r>
+      <w:r>
+        <w:t>14:10</w:t>
+      </w:r>
+    </w:p>
+    <w:p/>
+    <w:p>
+      <w:r>
+        <w:rPr>
+          <w:rFonts w:hint="eastAsia"/>
+        </w:rPr>
         <w:t>&lt;</w:t>
       </w:r>
       <w:r>
@@ -1058,11 +1265,6 @@
       </w:r>
     </w:p>
     <w:p>
-      <w:pPr>
-        <w:rPr>
-          <w:rFonts w:hint="eastAsia"/>
-        </w:rPr>
-      </w:pPr>
       <w:r>
         <w:rPr>
           <w:rFonts w:hint="eastAsia"/>
@@ -1137,13 +1339,6 @@
         </w:rPr>
         <w:t>以</w:t>
       </w:r>
-    </w:p>
-    <w:p>
-      <w:pPr>
-        <w:rPr>
-          <w:rFonts w:hint="eastAsia"/>
-        </w:rPr>
-      </w:pPr>
       <w:r>
         <w:rPr>
           <w:rFonts w:hint="eastAsia"/>
@@ -1197,11 +1392,6 @@
     </w:p>
     <w:p/>
     <w:p>
-      <w:pPr>
-        <w:rPr>
-          <w:rFonts w:hint="eastAsia"/>
-        </w:rPr>
-      </w:pPr>
       <w:r>
         <w:rPr>
           <w:rFonts w:hint="eastAsia"/>
@@ -1246,11 +1436,6 @@
       </w:r>
     </w:p>
     <w:p>
-      <w:pPr>
-        <w:rPr>
-          <w:rFonts w:hint="eastAsia"/>
-        </w:rPr>
-      </w:pPr>
       <w:r>
         <w:rPr>
           <w:rFonts w:hint="eastAsia"/>
@@ -1321,20 +1506,7 @@
         <w:rPr>
           <w:rFonts w:hint="eastAsia"/>
         </w:rPr>
-        <w:t>日期選單要</w:t>
-      </w:r>
-    </w:p>
-    <w:p>
-      <w:pPr>
-        <w:rPr>
-          <w:rFonts w:hint="eastAsia"/>
-        </w:rPr>
-      </w:pPr>
-      <w:r>
-        <w:rPr>
-          <w:rFonts w:hint="eastAsia"/>
-        </w:rPr>
-        <w:t>橫向滑動的</w:t>
+        <w:t>日期選單要橫向滑動的</w:t>
       </w:r>
       <w:r>
         <w:rPr>
@@ -1362,11 +1534,6 @@
       </w:r>
     </w:p>
     <w:p>
-      <w:pPr>
-        <w:rPr>
-          <w:rFonts w:hint="eastAsia"/>
-        </w:rPr>
-      </w:pPr>
       <w:r>
         <w:rPr>
           <w:rFonts w:hint="eastAsia"/>
@@ -1399,11 +1566,6 @@
       </w:r>
     </w:p>
     <w:p>
-      <w:pPr>
-        <w:rPr>
-          <w:rFonts w:hint="eastAsia"/>
-        </w:rPr>
-      </w:pPr>
       <w:r>
         <w:rPr>
           <w:rFonts w:hint="eastAsia"/>
@@ -1476,20 +1638,7 @@
         <w:rPr>
           <w:rFonts w:hint="eastAsia"/>
         </w:rPr>
-        <w:t>適用於</w:t>
-      </w:r>
-    </w:p>
-    <w:p>
-      <w:pPr>
-        <w:rPr>
-          <w:rFonts w:hint="eastAsia"/>
-        </w:rPr>
-      </w:pPr>
-      <w:r>
-        <w:rPr>
-          <w:rFonts w:hint="eastAsia"/>
-        </w:rPr>
-        <w:t>景點分類</w:t>
+        <w:t>適用於景點分類</w:t>
       </w:r>
       <w:r>
         <w:rPr>
@@ -1563,13 +1712,6 @@
         </w:rPr>
         <w:t>並增加了確認機制</w:t>
       </w:r>
-    </w:p>
-    <w:p>
-      <w:pPr>
-        <w:rPr>
-          <w:rFonts w:hint="eastAsia"/>
-        </w:rPr>
-      </w:pPr>
       <w:r>
         <w:rPr>
           <w:rFonts w:hint="eastAsia"/>
@@ -1592,11 +1734,6 @@
       <w:proofErr w:type="gramEnd"/>
     </w:p>
     <w:p>
-      <w:pPr>
-        <w:rPr>
-          <w:rFonts w:hint="eastAsia"/>
-        </w:rPr>
-      </w:pPr>
       <w:r>
         <w:rPr>
           <w:rFonts w:hint="eastAsia"/>
@@ -1639,11 +1776,6 @@
       </w:r>
     </w:p>
     <w:p>
-      <w:pPr>
-        <w:rPr>
-          <w:rFonts w:hint="eastAsia"/>
-        </w:rPr>
-      </w:pPr>
       <w:r>
         <w:rPr>
           <w:rFonts w:hint="eastAsia"/>
@@ -1682,11 +1814,6 @@
       </w:r>
     </w:p>
     <w:p>
-      <w:pPr>
-        <w:rPr>
-          <w:rFonts w:hint="eastAsia"/>
-        </w:rPr>
-      </w:pPr>
       <w:r>
         <w:rPr>
           <w:rFonts w:hint="eastAsia"/>
@@ -1747,15 +1874,17 @@
         <w:rPr>
           <w:rFonts w:hint="eastAsia"/>
         </w:rPr>
-        <w:t>以步行</w:t>
-      </w:r>
-    </w:p>
-    <w:p>
-      <w:pPr>
-        <w:rPr>
-          <w:rFonts w:hint="eastAsia"/>
-        </w:rPr>
-      </w:pPr>
+        <w:t>以步</w:t>
+      </w:r>
+      <w:r>
+        <w:rPr>
+          <w:rFonts w:hint="eastAsia"/>
+        </w:rPr>
+        <w:lastRenderedPageBreak/>
+        <w:t>行</w:t>
+      </w:r>
+    </w:p>
+    <w:p>
       <w:r>
         <w:rPr>
           <w:rFonts w:hint="eastAsia"/>
@@ -1830,11 +1959,6 @@
       </w:r>
     </w:p>
     <w:p>
-      <w:pPr>
-        <w:rPr>
-          <w:rFonts w:hint="eastAsia"/>
-        </w:rPr>
-      </w:pPr>
       <w:r>
         <w:rPr>
           <w:rFonts w:hint="eastAsia"/>
@@ -1861,979 +1985,821 @@
       </w:r>
     </w:p>
     <w:p>
-      <w:pPr>
-        <w:rPr>
-          <w:rFonts w:hint="eastAsia"/>
-        </w:rPr>
-      </w:pPr>
+      <w:r>
+        <w:rPr>
+          <w:rFonts w:hint="eastAsia"/>
+        </w:rPr>
+        <w:t>(8)</w:t>
+      </w:r>
+      <w:r>
+        <w:rPr>
+          <w:rFonts w:hint="eastAsia"/>
+        </w:rPr>
+        <w:t>第一天的第一個行程我</w:t>
+      </w:r>
+      <w:proofErr w:type="gramStart"/>
+      <w:r>
+        <w:rPr>
+          <w:rFonts w:hint="eastAsia"/>
+        </w:rPr>
+        <w:t>是寫航班</w:t>
+      </w:r>
+      <w:proofErr w:type="gramEnd"/>
+      <w:r>
+        <w:rPr>
+          <w:rFonts w:hint="eastAsia"/>
+        </w:rPr>
+        <w:t>資訊</w:t>
+      </w:r>
+      <w:r>
+        <w:rPr>
+          <w:rFonts w:hint="eastAsia"/>
+        </w:rPr>
+        <w:t>,</w:t>
+      </w:r>
+      <w:r>
+        <w:rPr>
+          <w:rFonts w:hint="eastAsia"/>
+        </w:rPr>
+        <w:t>所以呈現方式要與其他行程卡片不同</w:t>
+      </w:r>
+      <w:r>
+        <w:rPr>
+          <w:rFonts w:hint="eastAsia"/>
+        </w:rPr>
+        <w:t>,</w:t>
+      </w:r>
+      <w:r>
+        <w:rPr>
+          <w:rFonts w:hint="eastAsia"/>
+        </w:rPr>
+        <w:t>像資訊分類中的航班資訊那樣顯示</w:t>
+      </w:r>
+    </w:p>
+    <w:p>
+      <w:r>
+        <w:rPr>
+          <w:rFonts w:hint="eastAsia"/>
+        </w:rPr>
+        <w:t>(9)</w:t>
+      </w:r>
+      <w:r>
+        <w:rPr>
+          <w:rFonts w:hint="eastAsia"/>
+        </w:rPr>
+        <w:t>每</w:t>
+      </w:r>
+      <w:proofErr w:type="gramStart"/>
+      <w:r>
+        <w:rPr>
+          <w:rFonts w:hint="eastAsia"/>
+        </w:rPr>
+        <w:t>個</w:t>
+      </w:r>
+      <w:proofErr w:type="gramEnd"/>
+      <w:r>
+        <w:rPr>
+          <w:rFonts w:hint="eastAsia"/>
+        </w:rPr>
+        <w:t>行程卡片都要能讓我點擊後就直接跳到</w:t>
+      </w:r>
+      <w:r>
+        <w:rPr>
+          <w:rFonts w:hint="eastAsia"/>
+        </w:rPr>
+        <w:t>Google map</w:t>
+      </w:r>
+      <w:r>
+        <w:rPr>
+          <w:rFonts w:hint="eastAsia"/>
+        </w:rPr>
+        <w:t>導航</w:t>
+      </w:r>
+    </w:p>
+    <w:p>
+      <w:r>
+        <w:rPr>
+          <w:rFonts w:hint="eastAsia"/>
+        </w:rPr>
+        <w:t>(10)</w:t>
+      </w:r>
+      <w:r>
+        <w:rPr>
+          <w:rFonts w:hint="eastAsia"/>
+        </w:rPr>
+        <w:t>每日行程上方加入『天氣資訊』</w:t>
+      </w:r>
+      <w:r>
+        <w:rPr>
+          <w:rFonts w:hint="eastAsia"/>
+        </w:rPr>
+        <w:t>,</w:t>
+      </w:r>
+      <w:r>
+        <w:rPr>
+          <w:rFonts w:hint="eastAsia"/>
+        </w:rPr>
+        <w:t>顯示在每日行程表中第一個行程的上方</w:t>
+      </w:r>
+      <w:r>
+        <w:rPr>
+          <w:rFonts w:hint="eastAsia"/>
+        </w:rPr>
+        <w:t>,</w:t>
+      </w:r>
+      <w:r>
+        <w:rPr>
+          <w:rFonts w:hint="eastAsia"/>
+        </w:rPr>
+        <w:t>自動抓當地的氣溫</w:t>
+      </w:r>
+      <w:r>
+        <w:rPr>
+          <w:rFonts w:hint="eastAsia"/>
+        </w:rPr>
+        <w:t>,</w:t>
+      </w:r>
+      <w:r>
+        <w:rPr>
+          <w:rFonts w:hint="eastAsia"/>
+        </w:rPr>
+        <w:t>呈現方式為式</w:t>
+      </w:r>
+      <w:r>
+        <w:rPr>
+          <w:rFonts w:hint="eastAsia"/>
+        </w:rPr>
+        <w:t>:</w:t>
+      </w:r>
+      <w:r>
+        <w:rPr>
+          <w:rFonts w:hint="eastAsia"/>
+        </w:rPr>
+        <w:t>圖示</w:t>
+      </w:r>
+      <w:r>
+        <w:rPr>
+          <w:rFonts w:hint="eastAsia"/>
+        </w:rPr>
+        <w:t>(</w:t>
+      </w:r>
+      <w:r>
+        <w:rPr>
+          <w:rFonts w:hint="eastAsia"/>
+        </w:rPr>
+        <w:t>太陽、雲、下雨、下雪</w:t>
+      </w:r>
+      <w:r>
+        <w:rPr>
+          <w:rFonts w:hint="eastAsia"/>
+        </w:rPr>
+        <w:t>)</w:t>
+      </w:r>
+      <w:r>
+        <w:rPr>
+          <w:rFonts w:hint="eastAsia"/>
+        </w:rPr>
+        <w:t>以及溫度、</w:t>
+      </w:r>
+      <w:proofErr w:type="gramStart"/>
+      <w:r>
+        <w:rPr>
+          <w:rFonts w:hint="eastAsia"/>
+        </w:rPr>
+        <w:t>體感溫度</w:t>
+      </w:r>
+      <w:proofErr w:type="gramEnd"/>
+    </w:p>
+    <w:p>
+      <w:r>
+        <w:rPr>
+          <w:rFonts w:hint="eastAsia"/>
+        </w:rPr>
+        <w:t>2.</w:t>
+      </w:r>
+      <w:r>
+        <w:rPr>
+          <w:rFonts w:hint="eastAsia"/>
+        </w:rPr>
+        <w:t>資訊</w:t>
+      </w:r>
+      <w:r>
+        <w:rPr>
+          <w:rFonts w:hint="eastAsia"/>
+        </w:rPr>
+        <w:t>(</w:t>
+      </w:r>
+      <w:r>
+        <w:rPr>
+          <w:rFonts w:hint="eastAsia"/>
+        </w:rPr>
+        <w:t>以</w:t>
+      </w:r>
+      <w:proofErr w:type="spellStart"/>
+      <w:r>
+        <w:rPr>
+          <w:rFonts w:hint="eastAsia"/>
+        </w:rPr>
+        <w:t>i</w:t>
+      </w:r>
+      <w:proofErr w:type="spellEnd"/>
+      <w:r>
+        <w:rPr>
+          <w:rFonts w:hint="eastAsia"/>
+        </w:rPr>
+        <w:t xml:space="preserve"> </w:t>
+      </w:r>
+      <w:r>
+        <w:rPr>
+          <w:rFonts w:hint="eastAsia"/>
+        </w:rPr>
+        <w:t>的</w:t>
+      </w:r>
+      <w:r>
+        <w:rPr>
+          <w:rFonts w:hint="eastAsia"/>
+        </w:rPr>
+        <w:t>ICON</w:t>
+      </w:r>
+      <w:r>
+        <w:rPr>
+          <w:rFonts w:hint="eastAsia"/>
+        </w:rPr>
+        <w:t>顯示</w:t>
+      </w:r>
+      <w:r>
+        <w:rPr>
+          <w:rFonts w:hint="eastAsia"/>
+        </w:rPr>
+        <w:t>)</w:t>
+      </w:r>
+    </w:p>
+    <w:p>
+      <w:r>
+        <w:rPr>
+          <w:rFonts w:hint="eastAsia"/>
+        </w:rPr>
+        <w:t>需呈現資料</w:t>
+      </w:r>
+      <w:r>
+        <w:rPr>
+          <w:rFonts w:hint="eastAsia"/>
+        </w:rPr>
+        <w:t xml:space="preserve"> :</w:t>
+      </w:r>
+      <w:r>
+        <w:rPr>
+          <w:rFonts w:hint="eastAsia"/>
+        </w:rPr>
+        <w:t>匯率換算、航班資訊、住宿資訊、租車資訊、緊急醫療</w:t>
+      </w:r>
+      <w:r>
+        <w:rPr>
+          <w:rFonts w:hint="eastAsia"/>
+        </w:rPr>
+        <w:t>(</w:t>
+      </w:r>
+      <w:r>
+        <w:rPr>
+          <w:rFonts w:hint="eastAsia"/>
+        </w:rPr>
+        <w:t>警察、救護車</w:t>
+      </w:r>
+      <w:r>
+        <w:rPr>
+          <w:rFonts w:hint="eastAsia"/>
+        </w:rPr>
+        <w:t>)</w:t>
+      </w:r>
+    </w:p>
+    <w:p>
+      <w:r>
+        <w:rPr>
+          <w:rFonts w:hint="eastAsia"/>
+        </w:rPr>
+        <w:t>(1)</w:t>
+      </w:r>
+      <w:r>
+        <w:rPr>
+          <w:rFonts w:hint="eastAsia"/>
+        </w:rPr>
+        <w:t>航班資訊</w:t>
+      </w:r>
+    </w:p>
+    <w:p>
+      <w:r>
+        <w:rPr>
+          <w:rFonts w:hint="eastAsia"/>
+        </w:rPr>
+        <w:t>分為去程、回程顯示機場縮寫、起飛時間、抵達時間、飛行時間、航班編號呈現方式請依照我提供的附件檔案</w:t>
+      </w:r>
+      <w:r>
+        <w:rPr>
+          <w:rFonts w:hint="eastAsia"/>
+        </w:rPr>
+        <w:t xml:space="preserve"> //</w:t>
+      </w:r>
+      <w:r>
+        <w:rPr>
+          <w:rFonts w:hint="eastAsia"/>
+        </w:rPr>
+        <w:t>可以</w:t>
+      </w:r>
+      <w:proofErr w:type="gramStart"/>
+      <w:r>
+        <w:rPr>
+          <w:rFonts w:hint="eastAsia"/>
+        </w:rPr>
+        <w:t>附上截圖給</w:t>
+      </w:r>
+      <w:proofErr w:type="gramEnd"/>
+      <w:r>
+        <w:rPr>
+          <w:rFonts w:hint="eastAsia"/>
+        </w:rPr>
+        <w:t>他看</w:t>
+      </w:r>
+    </w:p>
+    <w:p>
+      <w:r>
+        <w:rPr>
+          <w:rFonts w:hint="eastAsia"/>
+        </w:rPr>
+        <w:t>(2)</w:t>
+      </w:r>
+      <w:r>
+        <w:rPr>
+          <w:rFonts w:hint="eastAsia"/>
+        </w:rPr>
+        <w:t>住宿資訊</w:t>
+      </w:r>
+    </w:p>
+    <w:p>
+      <w:r>
+        <w:rPr>
+          <w:rFonts w:hint="eastAsia"/>
+        </w:rPr>
+        <w:t>顯示此次旅行的住宿飯店資訊</w:t>
+      </w:r>
+      <w:r>
+        <w:rPr>
+          <w:rFonts w:hint="eastAsia"/>
+        </w:rPr>
+        <w:t>,</w:t>
+      </w:r>
+      <w:r>
+        <w:rPr>
+          <w:rFonts w:hint="eastAsia"/>
+        </w:rPr>
+        <w:t>包含飯店名稱、電話、住址、導航連結</w:t>
+      </w:r>
+    </w:p>
+    <w:p>
+      <w:r>
+        <w:rPr>
+          <w:rFonts w:hint="eastAsia"/>
+        </w:rPr>
+        <w:t>(3)</w:t>
+      </w:r>
+      <w:r>
+        <w:rPr>
+          <w:rFonts w:hint="eastAsia"/>
+        </w:rPr>
+        <w:t>租車資訊</w:t>
+      </w:r>
+    </w:p>
+    <w:p>
+      <w:r>
+        <w:rPr>
+          <w:rFonts w:hint="eastAsia"/>
+        </w:rPr>
+        <w:t>顯示租車相關資訊</w:t>
+      </w:r>
+      <w:r>
+        <w:rPr>
+          <w:rFonts w:hint="eastAsia"/>
+        </w:rPr>
+        <w:t>,</w:t>
+      </w:r>
+      <w:r>
+        <w:rPr>
+          <w:rFonts w:hint="eastAsia"/>
+        </w:rPr>
+        <w:t>並可導航到租車處</w:t>
+      </w:r>
+    </w:p>
+    <w:p>
+      <w:r>
+        <w:rPr>
+          <w:rFonts w:hint="eastAsia"/>
+        </w:rPr>
+        <w:t>(4)</w:t>
+      </w:r>
+      <w:r>
+        <w:rPr>
+          <w:rFonts w:hint="eastAsia"/>
+        </w:rPr>
+        <w:t>加入『匯率換算』</w:t>
+      </w:r>
+      <w:r>
+        <w:rPr>
+          <w:rFonts w:hint="eastAsia"/>
+        </w:rPr>
+        <w:t>,</w:t>
+      </w:r>
+      <w:r>
+        <w:rPr>
+          <w:rFonts w:hint="eastAsia"/>
+        </w:rPr>
+        <w:t>我輸入外幣</w:t>
+      </w:r>
+      <w:r>
+        <w:rPr>
+          <w:rFonts w:hint="eastAsia"/>
+        </w:rPr>
+        <w:t>,</w:t>
+      </w:r>
+      <w:r>
+        <w:rPr>
+          <w:rFonts w:hint="eastAsia"/>
+        </w:rPr>
+        <w:t>你要幫</w:t>
+      </w:r>
+      <w:proofErr w:type="gramStart"/>
+      <w:r>
+        <w:rPr>
+          <w:rFonts w:hint="eastAsia"/>
+        </w:rPr>
+        <w:t>我算回台幣</w:t>
+      </w:r>
+      <w:proofErr w:type="gramEnd"/>
+      <w:r>
+        <w:rPr>
+          <w:rFonts w:hint="eastAsia"/>
+        </w:rPr>
+        <w:t>,</w:t>
+      </w:r>
+      <w:r>
+        <w:rPr>
+          <w:rFonts w:hint="eastAsia"/>
+        </w:rPr>
+        <w:t>以當日的匯率換算</w:t>
+      </w:r>
+    </w:p>
+    <w:p>
+      <w:r>
+        <w:rPr>
+          <w:rFonts w:hint="eastAsia"/>
+        </w:rPr>
+        <w:t>3.</w:t>
+      </w:r>
+      <w:r>
+        <w:rPr>
+          <w:rFonts w:hint="eastAsia"/>
+        </w:rPr>
+        <w:t>購物清單</w:t>
+      </w:r>
+      <w:r>
+        <w:rPr>
+          <w:rFonts w:hint="eastAsia"/>
+        </w:rPr>
+        <w:t>(</w:t>
+      </w:r>
+      <w:r>
+        <w:rPr>
+          <w:rFonts w:hint="eastAsia"/>
+        </w:rPr>
+        <w:t>以購物籃的</w:t>
+      </w:r>
+      <w:r>
+        <w:rPr>
+          <w:rFonts w:hint="eastAsia"/>
+        </w:rPr>
+        <w:t>ICON</w:t>
+      </w:r>
+      <w:r>
+        <w:rPr>
+          <w:rFonts w:hint="eastAsia"/>
+        </w:rPr>
+        <w:t>顯示</w:t>
+      </w:r>
+      <w:r>
+        <w:rPr>
+          <w:rFonts w:hint="eastAsia"/>
+        </w:rPr>
+        <w:t>)</w:t>
+      </w:r>
+    </w:p>
+    <w:p>
+      <w:r>
+        <w:rPr>
+          <w:rFonts w:hint="eastAsia"/>
+        </w:rPr>
+        <w:t>讓我可以放上我這次旅行想買的物品</w:t>
+      </w:r>
+    </w:p>
+    <w:p>
+      <w:r>
+        <w:rPr>
+          <w:rFonts w:hint="eastAsia"/>
+        </w:rPr>
+        <w:t>(1)</w:t>
+      </w:r>
+      <w:r>
+        <w:rPr>
+          <w:rFonts w:hint="eastAsia"/>
+        </w:rPr>
+        <w:t>欄位</w:t>
+      </w:r>
+      <w:r>
+        <w:rPr>
+          <w:rFonts w:hint="eastAsia"/>
+        </w:rPr>
+        <w:t>:</w:t>
+      </w:r>
+      <w:r>
+        <w:rPr>
+          <w:rFonts w:hint="eastAsia"/>
+        </w:rPr>
+        <w:t>商品名稱、圖片</w:t>
+      </w:r>
+      <w:r>
+        <w:rPr>
+          <w:rFonts w:hint="eastAsia"/>
+        </w:rPr>
+        <w:t>(</w:t>
+      </w:r>
+      <w:r>
+        <w:rPr>
+          <w:rFonts w:hint="eastAsia"/>
+        </w:rPr>
+        <w:t>可以手機上傳照片</w:t>
+      </w:r>
+      <w:r>
+        <w:rPr>
+          <w:rFonts w:hint="eastAsia"/>
+        </w:rPr>
+        <w:t>)</w:t>
+      </w:r>
+    </w:p>
+    <w:p>
+      <w:r>
+        <w:rPr>
+          <w:rFonts w:hint="eastAsia"/>
+        </w:rPr>
+        <w:t>(2)</w:t>
+      </w:r>
+      <w:r>
+        <w:rPr>
+          <w:rFonts w:hint="eastAsia"/>
+        </w:rPr>
+        <w:t>新增購物清單以“</w:t>
+      </w:r>
+      <w:r>
+        <w:rPr>
+          <w:rFonts w:hint="eastAsia"/>
+        </w:rPr>
+        <w:t>+</w:t>
+      </w:r>
+      <w:r>
+        <w:rPr>
+          <w:rFonts w:hint="eastAsia"/>
+        </w:rPr>
+        <w:t>”</w:t>
+      </w:r>
+      <w:r>
+        <w:rPr>
+          <w:rFonts w:hint="eastAsia"/>
+        </w:rPr>
+        <w:t>ICON</w:t>
+      </w:r>
+      <w:r>
+        <w:rPr>
+          <w:rFonts w:hint="eastAsia"/>
+        </w:rPr>
+        <w:t>顯示於購物清單頁面的右下角位置</w:t>
+      </w:r>
+    </w:p>
+    <w:p>
+      <w:r>
+        <w:rPr>
+          <w:rFonts w:hint="eastAsia"/>
+        </w:rPr>
+        <w:t>4.</w:t>
+      </w:r>
+      <w:r>
+        <w:rPr>
+          <w:rFonts w:hint="eastAsia"/>
+        </w:rPr>
+        <w:t>花費</w:t>
+      </w:r>
+      <w:r>
+        <w:rPr>
+          <w:rFonts w:hint="eastAsia"/>
+        </w:rPr>
+        <w:t>(</w:t>
+      </w:r>
+      <w:r>
+        <w:rPr>
+          <w:rFonts w:hint="eastAsia"/>
+        </w:rPr>
+        <w:t>以金錢的</w:t>
+      </w:r>
+      <w:r>
+        <w:rPr>
+          <w:rFonts w:hint="eastAsia"/>
+        </w:rPr>
+        <w:t>ICON</w:t>
+      </w:r>
+      <w:r>
+        <w:rPr>
+          <w:rFonts w:hint="eastAsia"/>
+        </w:rPr>
+        <w:t>顯示</w:t>
+      </w:r>
+      <w:r>
+        <w:rPr>
+          <w:rFonts w:hint="eastAsia"/>
+        </w:rPr>
+        <w:t>)</w:t>
+      </w:r>
+    </w:p>
+    <w:p>
+      <w:r>
+        <w:rPr>
+          <w:rFonts w:hint="eastAsia"/>
+        </w:rPr>
+        <w:t>讓我有個地方新增旅遊中的花費記錄表</w:t>
+      </w:r>
+    </w:p>
+    <w:p>
+      <w:r>
+        <w:rPr>
+          <w:rFonts w:hint="eastAsia"/>
+        </w:rPr>
+        <w:t>(1)</w:t>
+      </w:r>
+      <w:r>
+        <w:rPr>
+          <w:rFonts w:hint="eastAsia"/>
+        </w:rPr>
+        <w:t>欄位</w:t>
+      </w:r>
+      <w:r>
+        <w:rPr>
+          <w:rFonts w:hint="eastAsia"/>
+        </w:rPr>
+        <w:t>:</w:t>
+      </w:r>
+      <w:r>
+        <w:rPr>
+          <w:rFonts w:hint="eastAsia"/>
+        </w:rPr>
+        <w:t>類別</w:t>
+      </w:r>
+      <w:r>
+        <w:rPr>
+          <w:rFonts w:hint="eastAsia"/>
+        </w:rPr>
+        <w:t>(</w:t>
+      </w:r>
+      <w:r>
+        <w:rPr>
+          <w:rFonts w:hint="eastAsia"/>
+        </w:rPr>
+        <w:t>交通、飲食、住宿、門票、購物、其他</w:t>
+      </w:r>
+      <w:r>
+        <w:rPr>
+          <w:rFonts w:hint="eastAsia"/>
+        </w:rPr>
+        <w:t>)</w:t>
+      </w:r>
+      <w:r>
+        <w:rPr>
+          <w:rFonts w:hint="eastAsia"/>
+        </w:rPr>
+        <w:t>、名稱、日期</w:t>
+      </w:r>
+      <w:r>
+        <w:rPr>
+          <w:rFonts w:hint="eastAsia"/>
+        </w:rPr>
+        <w:t>(</w:t>
+      </w:r>
+      <w:r>
+        <w:rPr>
+          <w:rFonts w:hint="eastAsia"/>
+        </w:rPr>
+        <w:t>日期選單呈現</w:t>
+      </w:r>
+      <w:r>
+        <w:rPr>
+          <w:rFonts w:hint="eastAsia"/>
+        </w:rPr>
+        <w:t>,</w:t>
+      </w:r>
+      <w:r>
+        <w:rPr>
+          <w:rFonts w:hint="eastAsia"/>
+        </w:rPr>
+        <w:t>自動帶入當日日期</w:t>
+      </w:r>
+      <w:r>
+        <w:rPr>
+          <w:rFonts w:hint="eastAsia"/>
+        </w:rPr>
+        <w:t>)</w:t>
+      </w:r>
+      <w:r>
+        <w:rPr>
+          <w:rFonts w:hint="eastAsia"/>
+        </w:rPr>
+        <w:t>、金額</w:t>
+      </w:r>
+    </w:p>
+    <w:p>
+      <w:r>
+        <w:rPr>
+          <w:rFonts w:hint="eastAsia"/>
+        </w:rPr>
+        <w:t>(</w:t>
+      </w:r>
+      <w:r>
+        <w:rPr>
+          <w:rFonts w:hint="eastAsia"/>
+        </w:rPr>
+        <w:t>日幣</w:t>
+      </w:r>
+      <w:r>
+        <w:rPr>
+          <w:rFonts w:hint="eastAsia"/>
+        </w:rPr>
+        <w:t>)</w:t>
+      </w:r>
+      <w:r>
+        <w:rPr>
+          <w:rFonts w:hint="eastAsia"/>
+        </w:rPr>
+        <w:t>、付款方式</w:t>
+      </w:r>
+      <w:r>
+        <w:rPr>
+          <w:rFonts w:hint="eastAsia"/>
+        </w:rPr>
+        <w:t>(</w:t>
+      </w:r>
+      <w:r>
+        <w:rPr>
+          <w:rFonts w:hint="eastAsia"/>
+        </w:rPr>
+        <w:t>現金</w:t>
+      </w:r>
+      <w:r>
+        <w:rPr>
+          <w:rFonts w:hint="eastAsia"/>
+        </w:rPr>
+        <w:t>/</w:t>
+      </w:r>
+      <w:r>
+        <w:rPr>
+          <w:rFonts w:hint="eastAsia"/>
+        </w:rPr>
+        <w:t>信用卡</w:t>
+      </w:r>
+      <w:r>
+        <w:rPr>
+          <w:rFonts w:hint="eastAsia"/>
+        </w:rPr>
+        <w:t>)</w:t>
+      </w:r>
+      <w:r>
+        <w:rPr>
+          <w:rFonts w:hint="eastAsia"/>
+        </w:rPr>
+        <w:t>、備註</w:t>
+      </w:r>
+    </w:p>
+    <w:p>
+      <w:r>
+        <w:rPr>
+          <w:rFonts w:hint="eastAsia"/>
+        </w:rPr>
+        <w:t>(2)</w:t>
+      </w:r>
+      <w:r>
+        <w:rPr>
+          <w:rFonts w:hint="eastAsia"/>
+        </w:rPr>
+        <w:t>最上面顯示總花費</w:t>
+      </w:r>
+    </w:p>
+    <w:p>
       <w:r>
         <w:rPr>
           <w:rFonts w:hint="eastAsia"/>
         </w:rPr>
         <w:lastRenderedPageBreak/>
-        <w:t>(8)</w:t>
-      </w:r>
-      <w:r>
-        <w:rPr>
-          <w:rFonts w:hint="eastAsia"/>
-        </w:rPr>
-        <w:t>第一天的第一個行程我</w:t>
-      </w:r>
-      <w:proofErr w:type="gramStart"/>
-      <w:r>
-        <w:rPr>
-          <w:rFonts w:hint="eastAsia"/>
-        </w:rPr>
-        <w:t>是寫航班</w:t>
-      </w:r>
-      <w:proofErr w:type="gramEnd"/>
-      <w:r>
-        <w:rPr>
-          <w:rFonts w:hint="eastAsia"/>
-        </w:rPr>
-        <w:t>資訊</w:t>
-      </w:r>
-      <w:r>
-        <w:rPr>
-          <w:rFonts w:hint="eastAsia"/>
-        </w:rPr>
-        <w:t>,</w:t>
-      </w:r>
-      <w:r>
-        <w:rPr>
-          <w:rFonts w:hint="eastAsia"/>
-        </w:rPr>
-        <w:t>所以呈現方式要與其他行程卡片不同</w:t>
-      </w:r>
-      <w:r>
-        <w:rPr>
-          <w:rFonts w:hint="eastAsia"/>
-        </w:rPr>
-        <w:t>,</w:t>
-      </w:r>
-      <w:r>
-        <w:rPr>
-          <w:rFonts w:hint="eastAsia"/>
-        </w:rPr>
-        <w:t>像資訊分類中的航班資訊</w:t>
-      </w:r>
-    </w:p>
-    <w:p>
-      <w:pPr>
-        <w:rPr>
-          <w:rFonts w:hint="eastAsia"/>
-        </w:rPr>
-      </w:pPr>
-      <w:r>
-        <w:rPr>
-          <w:rFonts w:hint="eastAsia"/>
-        </w:rPr>
-        <w:t>那樣顯示</w:t>
-      </w:r>
-    </w:p>
-    <w:p>
-      <w:pPr>
-        <w:rPr>
-          <w:rFonts w:hint="eastAsia"/>
-        </w:rPr>
-      </w:pPr>
-      <w:r>
-        <w:rPr>
-          <w:rFonts w:hint="eastAsia"/>
-        </w:rPr>
-        <w:t>(9)</w:t>
-      </w:r>
-      <w:r>
-        <w:rPr>
-          <w:rFonts w:hint="eastAsia"/>
-        </w:rPr>
-        <w:t>每</w:t>
-      </w:r>
-      <w:proofErr w:type="gramStart"/>
-      <w:r>
-        <w:rPr>
-          <w:rFonts w:hint="eastAsia"/>
-        </w:rPr>
-        <w:t>個</w:t>
-      </w:r>
-      <w:proofErr w:type="gramEnd"/>
-      <w:r>
-        <w:rPr>
-          <w:rFonts w:hint="eastAsia"/>
-        </w:rPr>
-        <w:t>行程卡片都要能讓我點擊後就直接跳到</w:t>
-      </w:r>
-      <w:r>
-        <w:rPr>
-          <w:rFonts w:hint="eastAsia"/>
-        </w:rPr>
-        <w:t>Google map</w:t>
-      </w:r>
-      <w:r>
-        <w:rPr>
-          <w:rFonts w:hint="eastAsia"/>
-        </w:rPr>
-        <w:t>導航</w:t>
-      </w:r>
-    </w:p>
-    <w:p>
-      <w:pPr>
-        <w:rPr>
-          <w:rFonts w:hint="eastAsia"/>
-        </w:rPr>
-      </w:pPr>
-      <w:r>
-        <w:rPr>
-          <w:rFonts w:hint="eastAsia"/>
-        </w:rPr>
-        <w:t>(10)</w:t>
-      </w:r>
-      <w:r>
-        <w:rPr>
-          <w:rFonts w:hint="eastAsia"/>
-        </w:rPr>
-        <w:t>每日行程上方加入『天氣資訊』</w:t>
-      </w:r>
-      <w:r>
-        <w:rPr>
-          <w:rFonts w:hint="eastAsia"/>
-        </w:rPr>
-        <w:t>,</w:t>
-      </w:r>
-      <w:r>
-        <w:rPr>
-          <w:rFonts w:hint="eastAsia"/>
-        </w:rPr>
-        <w:t>顯示在每日行程表中第一個行程的上方</w:t>
-      </w:r>
-      <w:r>
-        <w:rPr>
-          <w:rFonts w:hint="eastAsia"/>
-        </w:rPr>
-        <w:t>,</w:t>
-      </w:r>
-      <w:r>
-        <w:rPr>
-          <w:rFonts w:hint="eastAsia"/>
-        </w:rPr>
-        <w:t>自動抓當地的氣溫</w:t>
-      </w:r>
-      <w:r>
-        <w:rPr>
-          <w:rFonts w:hint="eastAsia"/>
-        </w:rPr>
-        <w:t>,</w:t>
-      </w:r>
-      <w:r>
-        <w:rPr>
-          <w:rFonts w:hint="eastAsia"/>
-        </w:rPr>
-        <w:t>呈現方式</w:t>
-      </w:r>
-    </w:p>
-    <w:p>
-      <w:pPr>
-        <w:rPr>
-          <w:rFonts w:hint="eastAsia"/>
-        </w:rPr>
-      </w:pPr>
-      <w:r>
-        <w:rPr>
-          <w:rFonts w:hint="eastAsia"/>
-        </w:rPr>
-        <w:t>為式</w:t>
-      </w:r>
-      <w:r>
-        <w:rPr>
-          <w:rFonts w:hint="eastAsia"/>
-        </w:rPr>
-        <w:t>:</w:t>
-      </w:r>
-      <w:r>
-        <w:rPr>
-          <w:rFonts w:hint="eastAsia"/>
-        </w:rPr>
-        <w:t>圖示</w:t>
-      </w:r>
-      <w:r>
-        <w:rPr>
-          <w:rFonts w:hint="eastAsia"/>
-        </w:rPr>
-        <w:t>(</w:t>
-      </w:r>
-      <w:r>
-        <w:rPr>
-          <w:rFonts w:hint="eastAsia"/>
-        </w:rPr>
-        <w:t>太陽、雲、下雨、下雪</w:t>
-      </w:r>
-      <w:r>
-        <w:rPr>
-          <w:rFonts w:hint="eastAsia"/>
-        </w:rPr>
-        <w:t>)</w:t>
-      </w:r>
-      <w:r>
-        <w:rPr>
-          <w:rFonts w:hint="eastAsia"/>
-        </w:rPr>
-        <w:t>以及溫度、</w:t>
-      </w:r>
-      <w:proofErr w:type="gramStart"/>
-      <w:r>
-        <w:rPr>
-          <w:rFonts w:hint="eastAsia"/>
-        </w:rPr>
-        <w:t>體感溫度</w:t>
-      </w:r>
-      <w:proofErr w:type="gramEnd"/>
-    </w:p>
-    <w:p>
-      <w:pPr>
-        <w:rPr>
-          <w:rFonts w:hint="eastAsia"/>
-        </w:rPr>
-      </w:pPr>
-      <w:r>
-        <w:rPr>
-          <w:rFonts w:hint="eastAsia"/>
-        </w:rPr>
-        <w:t>2.</w:t>
-      </w:r>
-      <w:r>
-        <w:rPr>
-          <w:rFonts w:hint="eastAsia"/>
-        </w:rPr>
-        <w:t>資訊</w:t>
-      </w:r>
-      <w:r>
-        <w:rPr>
-          <w:rFonts w:hint="eastAsia"/>
-        </w:rPr>
-        <w:t>(</w:t>
-      </w:r>
-      <w:r>
-        <w:rPr>
-          <w:rFonts w:hint="eastAsia"/>
-        </w:rPr>
-        <w:t>以</w:t>
-      </w:r>
-      <w:proofErr w:type="spellStart"/>
-      <w:r>
-        <w:rPr>
-          <w:rFonts w:hint="eastAsia"/>
-        </w:rPr>
-        <w:t>i</w:t>
-      </w:r>
-      <w:proofErr w:type="spellEnd"/>
-      <w:r>
-        <w:rPr>
-          <w:rFonts w:hint="eastAsia"/>
-        </w:rPr>
-        <w:t xml:space="preserve"> </w:t>
-      </w:r>
-      <w:r>
-        <w:rPr>
-          <w:rFonts w:hint="eastAsia"/>
-        </w:rPr>
-        <w:t>的</w:t>
-      </w:r>
-      <w:r>
-        <w:rPr>
-          <w:rFonts w:hint="eastAsia"/>
-        </w:rPr>
-        <w:t>ICON</w:t>
-      </w:r>
-      <w:r>
-        <w:rPr>
-          <w:rFonts w:hint="eastAsia"/>
-        </w:rPr>
-        <w:t>顯示</w:t>
-      </w:r>
-      <w:r>
-        <w:rPr>
-          <w:rFonts w:hint="eastAsia"/>
-        </w:rPr>
-        <w:t>)</w:t>
-      </w:r>
-    </w:p>
-    <w:p>
-      <w:pPr>
-        <w:rPr>
-          <w:rFonts w:hint="eastAsia"/>
-        </w:rPr>
-      </w:pPr>
-      <w:r>
-        <w:rPr>
-          <w:rFonts w:hint="eastAsia"/>
-        </w:rPr>
-        <w:t>需呈現資料</w:t>
-      </w:r>
-      <w:r>
-        <w:rPr>
-          <w:rFonts w:hint="eastAsia"/>
-        </w:rPr>
-        <w:t xml:space="preserve"> :</w:t>
-      </w:r>
-      <w:r>
-        <w:rPr>
-          <w:rFonts w:hint="eastAsia"/>
-        </w:rPr>
-        <w:t>匯率換算、航班資訊、住宿資訊、租車資訊、緊急醫療</w:t>
-      </w:r>
-      <w:r>
-        <w:rPr>
-          <w:rFonts w:hint="eastAsia"/>
-        </w:rPr>
-        <w:t>(</w:t>
-      </w:r>
-      <w:r>
-        <w:rPr>
-          <w:rFonts w:hint="eastAsia"/>
-        </w:rPr>
-        <w:t>警察、救護車</w:t>
-      </w:r>
-      <w:r>
-        <w:rPr>
-          <w:rFonts w:hint="eastAsia"/>
-        </w:rPr>
-        <w:t>)</w:t>
-      </w:r>
-    </w:p>
-    <w:p>
-      <w:pPr>
-        <w:rPr>
-          <w:rFonts w:hint="eastAsia"/>
-        </w:rPr>
-      </w:pPr>
-      <w:r>
-        <w:rPr>
-          <w:rFonts w:hint="eastAsia"/>
-        </w:rPr>
-        <w:t>(1)</w:t>
-      </w:r>
-      <w:r>
-        <w:rPr>
-          <w:rFonts w:hint="eastAsia"/>
-        </w:rPr>
-        <w:t>航班資訊</w:t>
-      </w:r>
-    </w:p>
-    <w:p>
-      <w:pPr>
-        <w:rPr>
-          <w:rFonts w:hint="eastAsia"/>
-        </w:rPr>
-      </w:pPr>
-      <w:r>
-        <w:rPr>
-          <w:rFonts w:hint="eastAsia"/>
-        </w:rPr>
-        <w:t>分為去程、回程</w:t>
-      </w:r>
-    </w:p>
-    <w:p>
-      <w:pPr>
-        <w:rPr>
-          <w:rFonts w:hint="eastAsia"/>
-        </w:rPr>
-      </w:pPr>
-      <w:r>
-        <w:rPr>
-          <w:rFonts w:hint="eastAsia"/>
-        </w:rPr>
-        <w:t>顯示機場縮寫、起飛時間、抵達時間、飛行時間、航班編號</w:t>
-      </w:r>
-    </w:p>
-    <w:p>
-      <w:pPr>
-        <w:rPr>
-          <w:rFonts w:hint="eastAsia"/>
-        </w:rPr>
-      </w:pPr>
-      <w:r>
-        <w:rPr>
-          <w:rFonts w:hint="eastAsia"/>
-        </w:rPr>
-        <w:t>呈現方式請依照我提供的附件檔案</w:t>
-      </w:r>
-      <w:r>
-        <w:rPr>
-          <w:rFonts w:hint="eastAsia"/>
-        </w:rPr>
-        <w:t xml:space="preserve"> //</w:t>
-      </w:r>
-      <w:r>
-        <w:rPr>
-          <w:rFonts w:hint="eastAsia"/>
-        </w:rPr>
-        <w:t>可以</w:t>
-      </w:r>
-      <w:proofErr w:type="gramStart"/>
-      <w:r>
-        <w:rPr>
-          <w:rFonts w:hint="eastAsia"/>
-        </w:rPr>
-        <w:t>附上截圖給</w:t>
-      </w:r>
-      <w:proofErr w:type="gramEnd"/>
-      <w:r>
-        <w:rPr>
-          <w:rFonts w:hint="eastAsia"/>
-        </w:rPr>
-        <w:t>他看</w:t>
-      </w:r>
-    </w:p>
-    <w:p>
-      <w:pPr>
-        <w:rPr>
-          <w:rFonts w:hint="eastAsia"/>
-        </w:rPr>
-      </w:pPr>
-      <w:r>
-        <w:rPr>
-          <w:rFonts w:hint="eastAsia"/>
-        </w:rPr>
-        <w:t>(2)</w:t>
-      </w:r>
-      <w:r>
-        <w:rPr>
-          <w:rFonts w:hint="eastAsia"/>
-        </w:rPr>
-        <w:t>住宿資訊</w:t>
-      </w:r>
-    </w:p>
-    <w:p>
-      <w:pPr>
-        <w:rPr>
-          <w:rFonts w:hint="eastAsia"/>
-        </w:rPr>
-      </w:pPr>
-      <w:r>
-        <w:rPr>
-          <w:rFonts w:hint="eastAsia"/>
-        </w:rPr>
-        <w:t>顯示此次旅行的住宿飯店資訊</w:t>
-      </w:r>
-      <w:r>
-        <w:rPr>
-          <w:rFonts w:hint="eastAsia"/>
-        </w:rPr>
-        <w:t>,</w:t>
-      </w:r>
-      <w:r>
-        <w:rPr>
-          <w:rFonts w:hint="eastAsia"/>
-        </w:rPr>
-        <w:t>包含飯店名稱、電話、住址、導航連結</w:t>
-      </w:r>
-    </w:p>
-    <w:p>
-      <w:pPr>
-        <w:rPr>
-          <w:rFonts w:hint="eastAsia"/>
-        </w:rPr>
-      </w:pPr>
-      <w:r>
-        <w:rPr>
-          <w:rFonts w:hint="eastAsia"/>
-        </w:rPr>
-        <w:t>(3)</w:t>
-      </w:r>
-      <w:r>
-        <w:rPr>
-          <w:rFonts w:hint="eastAsia"/>
-        </w:rPr>
-        <w:t>租車資訊</w:t>
-      </w:r>
-    </w:p>
-    <w:p>
-      <w:pPr>
-        <w:rPr>
-          <w:rFonts w:hint="eastAsia"/>
-        </w:rPr>
-      </w:pPr>
-      <w:r>
-        <w:rPr>
-          <w:rFonts w:hint="eastAsia"/>
-        </w:rPr>
-        <w:t>顯示租車相關資訊</w:t>
-      </w:r>
-      <w:r>
-        <w:rPr>
-          <w:rFonts w:hint="eastAsia"/>
-        </w:rPr>
-        <w:t>,</w:t>
-      </w:r>
-      <w:r>
-        <w:rPr>
-          <w:rFonts w:hint="eastAsia"/>
-        </w:rPr>
-        <w:t>並可導航到租車處</w:t>
-      </w:r>
-    </w:p>
-    <w:p>
-      <w:pPr>
-        <w:rPr>
-          <w:rFonts w:hint="eastAsia"/>
-        </w:rPr>
-      </w:pPr>
-      <w:r>
-        <w:rPr>
-          <w:rFonts w:hint="eastAsia"/>
-        </w:rPr>
-        <w:t>(4)</w:t>
-      </w:r>
-      <w:r>
-        <w:rPr>
-          <w:rFonts w:hint="eastAsia"/>
-        </w:rPr>
-        <w:t>加入『匯率換算』</w:t>
-      </w:r>
-      <w:r>
-        <w:rPr>
-          <w:rFonts w:hint="eastAsia"/>
-        </w:rPr>
-        <w:t>,</w:t>
-      </w:r>
-      <w:r>
-        <w:rPr>
-          <w:rFonts w:hint="eastAsia"/>
-        </w:rPr>
-        <w:t>我輸入外幣</w:t>
-      </w:r>
-      <w:r>
-        <w:rPr>
-          <w:rFonts w:hint="eastAsia"/>
-        </w:rPr>
-        <w:t>,</w:t>
-      </w:r>
-      <w:r>
-        <w:rPr>
-          <w:rFonts w:hint="eastAsia"/>
-        </w:rPr>
-        <w:t>你要幫</w:t>
-      </w:r>
-      <w:proofErr w:type="gramStart"/>
-      <w:r>
-        <w:rPr>
-          <w:rFonts w:hint="eastAsia"/>
-        </w:rPr>
-        <w:t>我算回台幣</w:t>
-      </w:r>
-      <w:proofErr w:type="gramEnd"/>
-      <w:r>
-        <w:rPr>
-          <w:rFonts w:hint="eastAsia"/>
-        </w:rPr>
-        <w:t>,</w:t>
-      </w:r>
-      <w:r>
-        <w:rPr>
-          <w:rFonts w:hint="eastAsia"/>
-        </w:rPr>
-        <w:t>以當日的匯率換算</w:t>
-      </w:r>
-    </w:p>
-    <w:p>
-      <w:pPr>
-        <w:rPr>
-          <w:rFonts w:hint="eastAsia"/>
-        </w:rPr>
-      </w:pPr>
-      <w:r>
-        <w:rPr>
-          <w:rFonts w:hint="eastAsia"/>
-        </w:rPr>
-        <w:t>3.</w:t>
-      </w:r>
-      <w:r>
-        <w:rPr>
-          <w:rFonts w:hint="eastAsia"/>
-        </w:rPr>
-        <w:t>購物清單</w:t>
-      </w:r>
-      <w:r>
-        <w:rPr>
-          <w:rFonts w:hint="eastAsia"/>
-        </w:rPr>
-        <w:t>(</w:t>
-      </w:r>
-      <w:r>
-        <w:rPr>
-          <w:rFonts w:hint="eastAsia"/>
-        </w:rPr>
-        <w:t>以購物籃的</w:t>
-      </w:r>
-      <w:r>
-        <w:rPr>
-          <w:rFonts w:hint="eastAsia"/>
-        </w:rPr>
-        <w:t>ICON</w:t>
-      </w:r>
-      <w:r>
-        <w:rPr>
-          <w:rFonts w:hint="eastAsia"/>
-        </w:rPr>
-        <w:t>顯示</w:t>
-      </w:r>
-      <w:r>
-        <w:rPr>
-          <w:rFonts w:hint="eastAsia"/>
-        </w:rPr>
-        <w:t>)</w:t>
-      </w:r>
-    </w:p>
-    <w:p>
-      <w:pPr>
-        <w:rPr>
-          <w:rFonts w:hint="eastAsia"/>
-        </w:rPr>
-      </w:pPr>
-      <w:r>
-        <w:rPr>
-          <w:rFonts w:hint="eastAsia"/>
-        </w:rPr>
-        <w:t>讓我可以放上我這次旅行想買的物品</w:t>
-      </w:r>
-    </w:p>
-    <w:p>
-      <w:pPr>
-        <w:rPr>
-          <w:rFonts w:hint="eastAsia"/>
-        </w:rPr>
-      </w:pPr>
-      <w:r>
-        <w:rPr>
-          <w:rFonts w:hint="eastAsia"/>
-        </w:rPr>
-        <w:t>(1)</w:t>
-      </w:r>
-      <w:r>
-        <w:rPr>
-          <w:rFonts w:hint="eastAsia"/>
-        </w:rPr>
-        <w:t>欄位</w:t>
-      </w:r>
-      <w:r>
-        <w:rPr>
-          <w:rFonts w:hint="eastAsia"/>
-        </w:rPr>
-        <w:t>:</w:t>
-      </w:r>
-      <w:r>
-        <w:rPr>
-          <w:rFonts w:hint="eastAsia"/>
-        </w:rPr>
-        <w:t>商品名稱、圖片</w:t>
-      </w:r>
-      <w:r>
-        <w:rPr>
-          <w:rFonts w:hint="eastAsia"/>
-        </w:rPr>
-        <w:t>(</w:t>
-      </w:r>
-      <w:r>
-        <w:rPr>
-          <w:rFonts w:hint="eastAsia"/>
-        </w:rPr>
-        <w:t>可以手機上傳照片</w:t>
-      </w:r>
-      <w:r>
-        <w:rPr>
-          <w:rFonts w:hint="eastAsia"/>
-        </w:rPr>
-        <w:t>)</w:t>
-      </w:r>
-    </w:p>
-    <w:p>
-      <w:pPr>
-        <w:rPr>
-          <w:rFonts w:hint="eastAsia"/>
-        </w:rPr>
-      </w:pPr>
-      <w:r>
-        <w:rPr>
-          <w:rFonts w:hint="eastAsia"/>
-        </w:rPr>
-        <w:t>(2)</w:t>
-      </w:r>
-      <w:r>
-        <w:rPr>
-          <w:rFonts w:hint="eastAsia"/>
-        </w:rPr>
-        <w:t>新增購物清單以“</w:t>
-      </w:r>
-      <w:r>
-        <w:rPr>
-          <w:rFonts w:hint="eastAsia"/>
-        </w:rPr>
-        <w:t>+</w:t>
-      </w:r>
-      <w:r>
-        <w:rPr>
-          <w:rFonts w:hint="eastAsia"/>
-        </w:rPr>
-        <w:t>”</w:t>
-      </w:r>
-      <w:r>
-        <w:rPr>
-          <w:rFonts w:hint="eastAsia"/>
-        </w:rPr>
-        <w:t>ICON</w:t>
-      </w:r>
-      <w:r>
-        <w:rPr>
-          <w:rFonts w:hint="eastAsia"/>
-        </w:rPr>
-        <w:t>顯示於購物清單頁面的右下角位置</w:t>
-      </w:r>
-    </w:p>
-    <w:p>
-      <w:pPr>
-        <w:rPr>
-          <w:rFonts w:hint="eastAsia"/>
-        </w:rPr>
-      </w:pPr>
-      <w:r>
-        <w:rPr>
-          <w:rFonts w:hint="eastAsia"/>
-        </w:rPr>
-        <w:t>4.</w:t>
-      </w:r>
-      <w:r>
-        <w:rPr>
-          <w:rFonts w:hint="eastAsia"/>
-        </w:rPr>
-        <w:t>花費</w:t>
-      </w:r>
-      <w:r>
-        <w:rPr>
-          <w:rFonts w:hint="eastAsia"/>
-        </w:rPr>
-        <w:t>(</w:t>
-      </w:r>
-      <w:r>
-        <w:rPr>
-          <w:rFonts w:hint="eastAsia"/>
-        </w:rPr>
-        <w:t>以金錢的</w:t>
-      </w:r>
-      <w:r>
-        <w:rPr>
-          <w:rFonts w:hint="eastAsia"/>
-        </w:rPr>
-        <w:t>ICON</w:t>
-      </w:r>
-      <w:r>
-        <w:rPr>
-          <w:rFonts w:hint="eastAsia"/>
-        </w:rPr>
-        <w:t>顯示</w:t>
-      </w:r>
-      <w:r>
-        <w:rPr>
-          <w:rFonts w:hint="eastAsia"/>
-        </w:rPr>
-        <w:t>)</w:t>
-      </w:r>
-    </w:p>
-    <w:p>
-      <w:pPr>
-        <w:rPr>
-          <w:rFonts w:hint="eastAsia"/>
-        </w:rPr>
-      </w:pPr>
-      <w:r>
-        <w:rPr>
-          <w:rFonts w:hint="eastAsia"/>
-        </w:rPr>
-        <w:t>讓我有個地方新增旅遊中的花費記錄表</w:t>
-      </w:r>
-    </w:p>
-    <w:p>
-      <w:pPr>
-        <w:rPr>
-          <w:rFonts w:hint="eastAsia"/>
-        </w:rPr>
-      </w:pPr>
-      <w:r>
-        <w:rPr>
-          <w:rFonts w:hint="eastAsia"/>
-        </w:rPr>
-        <w:lastRenderedPageBreak/>
-        <w:t>(1)</w:t>
-      </w:r>
-      <w:r>
-        <w:rPr>
-          <w:rFonts w:hint="eastAsia"/>
-        </w:rPr>
-        <w:t>欄位</w:t>
-      </w:r>
-      <w:r>
-        <w:rPr>
-          <w:rFonts w:hint="eastAsia"/>
-        </w:rPr>
-        <w:t>:</w:t>
-      </w:r>
-      <w:r>
-        <w:rPr>
-          <w:rFonts w:hint="eastAsia"/>
-        </w:rPr>
-        <w:t>類別</w:t>
-      </w:r>
-      <w:r>
-        <w:rPr>
-          <w:rFonts w:hint="eastAsia"/>
-        </w:rPr>
-        <w:t>(</w:t>
-      </w:r>
-      <w:r>
-        <w:rPr>
-          <w:rFonts w:hint="eastAsia"/>
-        </w:rPr>
-        <w:t>交通、飲食、住宿、門票、購物、其他</w:t>
-      </w:r>
-      <w:r>
-        <w:rPr>
-          <w:rFonts w:hint="eastAsia"/>
-        </w:rPr>
-        <w:t>)</w:t>
-      </w:r>
-      <w:r>
-        <w:rPr>
-          <w:rFonts w:hint="eastAsia"/>
-        </w:rPr>
-        <w:t>、名稱、日期</w:t>
-      </w:r>
-      <w:r>
-        <w:rPr>
-          <w:rFonts w:hint="eastAsia"/>
-        </w:rPr>
-        <w:t>(</w:t>
-      </w:r>
-      <w:r>
-        <w:rPr>
-          <w:rFonts w:hint="eastAsia"/>
-        </w:rPr>
-        <w:t>日期選單呈現</w:t>
-      </w:r>
-      <w:r>
-        <w:rPr>
-          <w:rFonts w:hint="eastAsia"/>
-        </w:rPr>
-        <w:t>,</w:t>
-      </w:r>
-      <w:r>
-        <w:rPr>
-          <w:rFonts w:hint="eastAsia"/>
-        </w:rPr>
-        <w:t>自動帶入當日日期</w:t>
-      </w:r>
-      <w:r>
-        <w:rPr>
-          <w:rFonts w:hint="eastAsia"/>
-        </w:rPr>
-        <w:t>)</w:t>
-      </w:r>
-      <w:r>
-        <w:rPr>
-          <w:rFonts w:hint="eastAsia"/>
-        </w:rPr>
-        <w:t>、金額</w:t>
-      </w:r>
-    </w:p>
-    <w:p>
-      <w:pPr>
-        <w:rPr>
-          <w:rFonts w:hint="eastAsia"/>
-        </w:rPr>
-      </w:pPr>
-      <w:r>
-        <w:rPr>
-          <w:rFonts w:hint="eastAsia"/>
-        </w:rPr>
-        <w:t>(</w:t>
-      </w:r>
-      <w:r>
-        <w:rPr>
-          <w:rFonts w:hint="eastAsia"/>
-        </w:rPr>
-        <w:t>日幣</w:t>
-      </w:r>
-      <w:r>
-        <w:rPr>
-          <w:rFonts w:hint="eastAsia"/>
-        </w:rPr>
-        <w:t>)</w:t>
-      </w:r>
-      <w:r>
-        <w:rPr>
-          <w:rFonts w:hint="eastAsia"/>
-        </w:rPr>
-        <w:t>、付款方式</w:t>
-      </w:r>
-      <w:r>
-        <w:rPr>
-          <w:rFonts w:hint="eastAsia"/>
-        </w:rPr>
-        <w:t>(</w:t>
-      </w:r>
-      <w:r>
-        <w:rPr>
-          <w:rFonts w:hint="eastAsia"/>
-        </w:rPr>
-        <w:t>現金</w:t>
-      </w:r>
-      <w:r>
-        <w:rPr>
-          <w:rFonts w:hint="eastAsia"/>
-        </w:rPr>
-        <w:t>/</w:t>
-      </w:r>
-      <w:r>
-        <w:rPr>
-          <w:rFonts w:hint="eastAsia"/>
-        </w:rPr>
-        <w:t>信用卡</w:t>
-      </w:r>
-      <w:r>
-        <w:rPr>
-          <w:rFonts w:hint="eastAsia"/>
-        </w:rPr>
-        <w:t>)</w:t>
-      </w:r>
-      <w:r>
-        <w:rPr>
-          <w:rFonts w:hint="eastAsia"/>
-        </w:rPr>
-        <w:t>、備註</w:t>
-      </w:r>
-    </w:p>
-    <w:p>
-      <w:pPr>
-        <w:rPr>
-          <w:rFonts w:hint="eastAsia"/>
-        </w:rPr>
-      </w:pPr>
-      <w:r>
-        <w:rPr>
-          <w:rFonts w:hint="eastAsia"/>
-        </w:rPr>
-        <w:t>(2)</w:t>
-      </w:r>
-      <w:r>
-        <w:rPr>
-          <w:rFonts w:hint="eastAsia"/>
-        </w:rPr>
-        <w:t>最上面顯示總花費</w:t>
-      </w:r>
-    </w:p>
-    <w:p>
-      <w:r>
-        <w:rPr>
-          <w:rFonts w:hint="eastAsia"/>
-        </w:rPr>
         <w:t>(3)</w:t>
       </w:r>
       <w:r>
@@ -2869,7 +2835,7 @@
     </w:p>
     <w:sectPr>
       <w:pgSz w:w="11906" w:h="16838"/>
-      <w:pgMar w:top="1440" w:right="1800" w:bottom="1440" w:left="1800" w:header="851" w:footer="992" w:gutter="0"/>
+      <w:pgMar w:top="720" w:right="720" w:bottom="720" w:left="720" w:header="851" w:footer="992" w:gutter="0"/>
       <w:cols w:space="425"/>
       <w:docGrid w:type="lines" w:linePitch="360"/>
     </w:sectPr>
